--- a/Documentation/reports/Installing_DevoTeam_Dashboard.docx
+++ b/Documentation/reports/Installing_DevoTeam_Dashboard.docx
@@ -62,7 +62,7 @@
           <w:color w:val="52514E"/>
           <w:sz w:val="20"/>
         </w:rPr>
-        <w:t>Updated October 5, 2026  ·  Youssef Hmidi  ·  version: branch Version_2</w:t>
+        <w:t>Updated October 6, 2026  ·  Youssef Hmidi  ·  version: branch Version_2</w:t>
       </w:r>
     </w:p>
     <w:p>
@@ -106,7 +106,7 @@
           <w:b w:val="0"/>
           <w:i w:val="0"/>
         </w:rPr>
-        <w:t>Time needed on a brand-new PC: 45 minutes to 1 h 30, mostly unattended downloads (about 9 GB in total), plus one or two Windows restarts. Only Git has to be installed by hand.</w:t>
+        <w:t>Time needed on a brand-new PC: 45 minutes to 1 h 30, mostly unattended downloads (about 9 GB in total), plus three Windows restarts. Only Git has to be installed by hand.</w:t>
       </w:r>
     </w:p>
     <w:p>
@@ -232,7 +232,7 @@
               <w:rPr>
                 <w:sz w:val="19"/>
               </w:rPr>
-              <w:t>Windows 10 (22H2) or 11, 64-bit</w:t>
+              <w:t>Windows 11 23H2 or later, or Windows 10 22H2 — 64-bit</w:t>
             </w:r>
           </w:p>
         </w:tc>
@@ -246,7 +246,7 @@
               <w:rPr>
                 <w:sz w:val="19"/>
               </w:rPr>
-              <w:t>Required by Docker Desktop</w:t>
+              <w:t>Minimum required by Docker Desktop</w:t>
             </w:r>
           </w:p>
         </w:tc>
@@ -295,7 +295,7 @@
               <w:rPr>
                 <w:sz w:val="19"/>
               </w:rPr>
-              <w:t>Installing Docker Desktop and WSL2 shows Windows admin (UAC) prompts</w:t>
+              <w:t>Installing WSL2, which Docker Desktop runs on, requires them</w:t>
             </w:r>
           </w:p>
         </w:tc>
@@ -690,12 +690,33 @@
       </w:r>
     </w:p>
     <w:p>
+      <w:pPr>
+        <w:pStyle w:val="ListBullet"/>
+      </w:pPr>
       <w:r>
         <w:rPr>
-          <w:b w:val="0"/>
-          <w:i w:val="0"/>
+          <w:b/>
+          <w:color w:val="D42A45"/>
         </w:rPr>
-        <w:t>If WSL2 is already there, the command just says so: it is safe to run.</w:t>
+        <w:t xml:space="preserve">If it reports an error about the Microsoft Store: </w:t>
+      </w:r>
+      <w:r>
+        <w:t>run instead wsl --install --no-distribution --web-download, which downloads from GitHub rather than the Store (often blocked on company PCs).</w:t>
+      </w:r>
+    </w:p>
+    <w:p>
+      <w:pPr>
+        <w:pStyle w:val="ListBullet"/>
+      </w:pPr>
+      <w:r>
+        <w:rPr>
+          <w:b/>
+          <w:color w:val="D42A45"/>
+        </w:rPr>
+        <w:t xml:space="preserve">If WSL is already installed: </w:t>
+      </w:r>
+      <w:r>
+        <w:t>run wsl --update instead — Docker Desktop needs WSL 2.1.5 or later.</w:t>
       </w:r>
     </w:p>
     <w:p>
@@ -980,7 +1001,7 @@
               <w:rPr>
                 <w:sz w:val="19"/>
               </w:rPr>
-              <w:t>Accept the admin prompt. The installer then STOPS on purpose — see the box below</w:t>
+              <w:t>Accept the Windows prompt if one appears. The installer then STOPS on purpose — see the box below</w:t>
             </w:r>
           </w:p>
         </w:tc>
@@ -1077,7 +1098,7 @@
               <w:rPr>
                 <w:sz w:val="19"/>
               </w:rPr>
-              <w:t>Wait — several minutes</w:t>
+              <w:t>Wait — several minutes. An Ollama window may open: just minimize it</w:t>
             </w:r>
           </w:p>
         </w:tc>
@@ -1254,7 +1275,7 @@
         <w:t xml:space="preserve">1.  </w:t>
       </w:r>
       <w:r>
-        <w:t>If Windows asks to restart, restart.</w:t>
+        <w:t>Restart Windows, even if it does not ask: the installer then sees the newly installed Docker.</w:t>
       </w:r>
     </w:p>
     <w:p>
@@ -1269,7 +1290,7 @@
         <w:t xml:space="preserve">2.  </w:t>
       </w:r>
       <w:r>
-        <w:t>Open "Docker Desktop" from the Start menu, accept its terms (signing in to a Docker account can be skipped), and wait until it shows the engine as running.</w:t>
+        <w:t>Open "Docker Desktop" from the Start menu. Accept its terms if asked; signing in to a Docker account can be skipped.</w:t>
       </w:r>
     </w:p>
     <w:p>
@@ -1284,7 +1305,22 @@
         <w:t xml:space="preserve">3.  </w:t>
       </w:r>
       <w:r>
-        <w:t>Double-click INSTALLER.bat again. It resumes where it stopped and never redoes finished work — the same is true after any interruption.</w:t>
+        <w:t>In Docker Desktop: Settings (gear icon) › General › tick "Start Docker Desktop when you sign in to your computer" › Apply. This setting is OFF by default: without it, the app is unavailable after every restart until someone opens Docker Desktop by hand.</w:t>
+      </w:r>
+    </w:p>
+    <w:p>
+      <w:pPr>
+        <w:ind w:left="510" w:hanging="340"/>
+      </w:pPr>
+      <w:r>
+        <w:rPr>
+          <w:b/>
+          <w:color w:val="D42A45"/>
+        </w:rPr>
+        <w:t xml:space="preserve">4.  </w:t>
+      </w:r>
+      <w:r>
+        <w:t>Wait until Docker Desktop shows the engine as running, then double-click INSTALLER.bat again. It resumes where it stopped and never redoes finished work — the same is true after any interruption.</w:t>
       </w:r>
     </w:p>
     <w:p>
@@ -1355,6 +1391,124 @@
     <w:p>
       <w:pPr>
         <w:keepNext/>
+        <w:spacing w:before="200" w:after="80"/>
+      </w:pPr>
+      <w:r>
+        <w:rPr>
+          <w:b/>
+          <w:color w:val="D42A45"/>
+          <w:sz w:val="23"/>
+        </w:rPr>
+        <w:t>Tidy the Desktop</w:t>
+      </w:r>
+    </w:p>
+    <w:p>
+      <w:r>
+        <w:rPr>
+          <w:b w:val="0"/>
+          <w:i w:val="0"/>
+        </w:rPr>
+        <w:t>The installer creates three DevoTeam shortcuts. Keep only "DevoTeam Dashboard (Docker)". Delete "DevoTeam Dashboard" and "DevoTeam Dashboard (Production)": they are for the developer's machine and only show errors on this PC.</w:t>
+      </w:r>
+    </w:p>
+    <w:p>
+      <w:pPr>
+        <w:keepNext/>
+        <w:spacing w:before="400" w:after="200"/>
+        <w:pBdr>
+          <w:bottom w:val="single" w:sz="18" w:space="4" w:color="D42A45"/>
+        </w:pBdr>
+      </w:pPr>
+      <w:r>
+        <w:rPr>
+          <w:b/>
+          <w:color w:val="F2405A"/>
+          <w:sz w:val="36"/>
+        </w:rPr>
+        <w:t>Step 6 — Restart once and check</w:t>
+      </w:r>
+    </w:p>
+    <w:p>
+      <w:r>
+        <w:rPr>
+          <w:b w:val="0"/>
+          <w:i w:val="0"/>
+        </w:rPr>
+        <w:t>The test that matters for everyday use — it proves everything comes back on its own after a restart:</w:t>
+      </w:r>
+    </w:p>
+    <w:p>
+      <w:pPr>
+        <w:ind w:left="510" w:hanging="340"/>
+      </w:pPr>
+      <w:r>
+        <w:rPr>
+          <w:b/>
+          <w:color w:val="D42A45"/>
+        </w:rPr>
+        <w:t xml:space="preserve">1.  </w:t>
+      </w:r>
+      <w:r>
+        <w:t>Restart Windows and sign in.</w:t>
+      </w:r>
+    </w:p>
+    <w:p>
+      <w:pPr>
+        <w:ind w:left="510" w:hanging="340"/>
+      </w:pPr>
+      <w:r>
+        <w:rPr>
+          <w:b/>
+          <w:color w:val="D42A45"/>
+        </w:rPr>
+        <w:t xml:space="preserve">2.  </w:t>
+      </w:r>
+      <w:r>
+        <w:t>Wait one or two minutes: Docker Desktop and Ollama start by themselves, then the app.</w:t>
+      </w:r>
+    </w:p>
+    <w:p>
+      <w:pPr>
+        <w:ind w:left="510" w:hanging="340"/>
+      </w:pPr>
+      <w:r>
+        <w:rPr>
+          <w:b/>
+          <w:color w:val="D42A45"/>
+        </w:rPr>
+        <w:t xml:space="preserve">3.  </w:t>
+      </w:r>
+      <w:r>
+        <w:t>Double-click "DevoTeam Dashboard (Docker)". The app opens in the browser at http://127.0.0.1:8000.</w:t>
+      </w:r>
+    </w:p>
+    <w:p>
+      <w:pPr>
+        <w:ind w:left="510" w:hanging="340"/>
+      </w:pPr>
+      <w:r>
+        <w:rPr>
+          <w:b/>
+          <w:color w:val="D42A45"/>
+        </w:rPr>
+        <w:t xml:space="preserve">4.  </w:t>
+      </w:r>
+      <w:r>
+        <w:t>Ask a question in the chat and check that an answer and a dashboard come back.</w:t>
+      </w:r>
+    </w:p>
+    <w:p>
+      <w:r>
+        <w:rPr>
+          <w:b w:val="0"/>
+          <w:i w:val="0"/>
+        </w:rPr>
+        <w:t>If all four work, the installation is finished.</w:t>
+      </w:r>
+    </w:p>
+    <w:p>
+      <w:pPr>
+        <w:keepNext/>
         <w:spacing w:before="400" w:after="200"/>
         <w:pBdr>
           <w:bottom w:val="single" w:sz="18" w:space="4" w:color="D42A45"/>
@@ -1382,7 +1536,7 @@
         <w:pStyle w:val="ListBullet"/>
       </w:pPr>
       <w:r>
-        <w:t>Docker Desktop must be running: if the shortcut reports an error, open Docker Desktop from the Start menu first, wait, and try again. Once Docker runs, the app restarts by itself and keeps running after the window is closed.</w:t>
+        <w:t>Docker Desktop starts with Windows (setting from Step 4) and the app starts with it; it keeps running after the shortcut's window is closed. If the shortcut reports an error, open Docker Desktop from the Start menu, wait until it runs, and try again.</w:t>
       </w:r>
     </w:p>
     <w:p>
@@ -1588,7 +1742,7 @@
               <w:rPr>
                 <w:sz w:val="19"/>
               </w:rPr>
-              <w:t>Admin Command Prompt: wsl --install --no-distribution (or wsl --update), restart, re-run INSTALLER.bat</w:t>
+              <w:t>Admin Command Prompt: wsl --install --no-distribution (add --web-download if it mentions the Microsoft Store), or wsl --update if WSL is installed; restart, re-run INSTALLER.bat</w:t>
             </w:r>
           </w:p>
         </w:tc>
@@ -1704,6 +1858,54 @@
               <w:rPr>
                 <w:sz w:val="19"/>
               </w:rPr>
+              <w:t>Shortcut: "[ARRET] Le demarrage a echoue"</w:t>
+            </w:r>
+          </w:p>
+        </w:tc>
+        <w:tc>
+          <w:tcPr>
+            <w:tcW w:type="dxa" w:w="2494"/>
+          </w:tcPr>
+          <w:p>
+            <w:r/>
+            <w:r>
+              <w:rPr>
+                <w:sz w:val="19"/>
+              </w:rPr>
+              <w:t>Docker Desktop is not running (typically right after a restart)</w:t>
+            </w:r>
+          </w:p>
+        </w:tc>
+        <w:tc>
+          <w:tcPr>
+            <w:tcW w:type="dxa" w:w="3402"/>
+          </w:tcPr>
+          <w:p>
+            <w:r/>
+            <w:r>
+              <w:rPr>
+                <w:sz w:val="19"/>
+              </w:rPr>
+              <w:t>Open Docker Desktop, wait until it runs, try again; tick the start-at-sign-in setting (Step 4)</w:t>
+            </w:r>
+          </w:p>
+        </w:tc>
+      </w:tr>
+      <w:tr>
+        <w:trPr>
+          <w:cantSplit/>
+        </w:trPr>
+        <w:tc>
+          <w:tcPr>
+            <w:tcW w:type="dxa" w:w="3515"/>
+            <w:shd w:fill="FAFAF8"/>
+          </w:tcPr>
+          <w:p>
+            <w:r/>
+            <w:r>
+              <w:rPr>
+                <w:sz w:val="19"/>
+              </w:rPr>
               <w:t>[ARRET] Un des ports 8000 / 8321 / 8322 est deja utilise</w:t>
             </w:r>
           </w:p>
@@ -1711,6 +1913,7 @@
         <w:tc>
           <w:tcPr>
             <w:tcW w:type="dxa" w:w="2494"/>
+            <w:shd w:fill="FAFAF8"/>
           </w:tcPr>
           <w:p>
             <w:r/>
@@ -1725,6 +1928,7 @@
         <w:tc>
           <w:tcPr>
             <w:tcW w:type="dxa" w:w="3402"/>
+            <w:shd w:fill="FAFAF8"/>
           </w:tcPr>
           <w:p>
             <w:r/>
@@ -1744,7 +1948,6 @@
         <w:tc>
           <w:tcPr>
             <w:tcW w:type="dxa" w:w="3515"/>
-            <w:shd w:fill="FAFAF8"/>
           </w:tcPr>
           <w:p>
             <w:r/>
@@ -1759,7 +1962,6 @@
         <w:tc>
           <w:tcPr>
             <w:tcW w:type="dxa" w:w="2494"/>
-            <w:shd w:fill="FAFAF8"/>
           </w:tcPr>
           <w:p>
             <w:r/>
@@ -1774,7 +1976,6 @@
         <w:tc>
           <w:tcPr>
             <w:tcW w:type="dxa" w:w="3402"/>
-            <w:shd w:fill="FAFAF8"/>
           </w:tcPr>
           <w:p>
             <w:r/>
@@ -1794,6 +1995,7 @@
         <w:tc>
           <w:tcPr>
             <w:tcW w:type="dxa" w:w="3515"/>
+            <w:shd w:fill="FAFAF8"/>
           </w:tcPr>
           <w:p>
             <w:r/>
@@ -1808,6 +2010,7 @@
         <w:tc>
           <w:tcPr>
             <w:tcW w:type="dxa" w:w="2494"/>
+            <w:shd w:fill="FAFAF8"/>
           </w:tcPr>
           <w:p>
             <w:r/>
@@ -1822,6 +2025,7 @@
         <w:tc>
           <w:tcPr>
             <w:tcW w:type="dxa" w:w="3402"/>
+            <w:shd w:fill="FAFAF8"/>
           </w:tcPr>
           <w:p>
             <w:r/>
@@ -1841,7 +2045,6 @@
         <w:tc>
           <w:tcPr>
             <w:tcW w:type="dxa" w:w="3515"/>
-            <w:shd w:fill="FAFAF8"/>
           </w:tcPr>
           <w:p>
             <w:r/>
@@ -1856,7 +2059,6 @@
         <w:tc>
           <w:tcPr>
             <w:tcW w:type="dxa" w:w="2494"/>
-            <w:shd w:fill="FAFAF8"/>
           </w:tcPr>
           <w:p>
             <w:r/>
@@ -1871,7 +2073,6 @@
         <w:tc>
           <w:tcPr>
             <w:tcW w:type="dxa" w:w="3402"/>
-            <w:shd w:fill="FAFAF8"/>
           </w:tcPr>
           <w:p>
             <w:r/>
@@ -1891,6 +2092,7 @@
         <w:tc>
           <w:tcPr>
             <w:tcW w:type="dxa" w:w="3515"/>
+            <w:shd w:fill="FAFAF8"/>
           </w:tcPr>
           <w:p>
             <w:r/>
@@ -1905,6 +2107,7 @@
         <w:tc>
           <w:tcPr>
             <w:tcW w:type="dxa" w:w="2494"/>
+            <w:shd w:fill="FAFAF8"/>
           </w:tcPr>
           <w:p>
             <w:r/>
@@ -1919,6 +2122,7 @@
         <w:tc>
           <w:tcPr>
             <w:tcW w:type="dxa" w:w="3402"/>
+            <w:shd w:fill="FAFAF8"/>
           </w:tcPr>
           <w:p>
             <w:r/>
@@ -1938,7 +2142,6 @@
         <w:tc>
           <w:tcPr>
             <w:tcW w:type="dxa" w:w="3515"/>
-            <w:shd w:fill="FAFAF8"/>
           </w:tcPr>
           <w:p>
             <w:r/>
@@ -1953,7 +2156,6 @@
         <w:tc>
           <w:tcPr>
             <w:tcW w:type="dxa" w:w="2494"/>
-            <w:shd w:fill="FAFAF8"/>
           </w:tcPr>
           <w:p>
             <w:r/>
@@ -1968,7 +2170,6 @@
         <w:tc>
           <w:tcPr>
             <w:tcW w:type="dxa" w:w="3402"/>
-            <w:shd w:fill="FAFAF8"/>
           </w:tcPr>
           <w:p>
             <w:r/>
@@ -1988,6 +2189,7 @@
         <w:tc>
           <w:tcPr>
             <w:tcW w:type="dxa" w:w="3515"/>
+            <w:shd w:fill="FAFAF8"/>
           </w:tcPr>
           <w:p>
             <w:r/>
@@ -2002,6 +2204,7 @@
         <w:tc>
           <w:tcPr>
             <w:tcW w:type="dxa" w:w="2494"/>
+            <w:shd w:fill="FAFAF8"/>
           </w:tcPr>
           <w:p>
             <w:r/>
@@ -2016,6 +2219,7 @@
         <w:tc>
           <w:tcPr>
             <w:tcW w:type="dxa" w:w="3402"/>
+            <w:shd w:fill="FAFAF8"/>
           </w:tcPr>
           <w:p>
             <w:r/>
@@ -2035,7 +2239,6 @@
         <w:tc>
           <w:tcPr>
             <w:tcW w:type="dxa" w:w="3515"/>
-            <w:shd w:fill="FAFAF8"/>
           </w:tcPr>
           <w:p>
             <w:r/>
@@ -2050,7 +2253,6 @@
         <w:tc>
           <w:tcPr>
             <w:tcW w:type="dxa" w:w="2494"/>
-            <w:shd w:fill="FAFAF8"/>
           </w:tcPr>
           <w:p>
             <w:r/>
@@ -2065,7 +2267,6 @@
         <w:tc>
           <w:tcPr>
             <w:tcW w:type="dxa" w:w="3402"/>
-            <w:shd w:fill="FAFAF8"/>
           </w:tcPr>
           <w:p>
             <w:r/>

--- a/Documentation/reports/Installing_DevoTeam_Dashboard.docx
+++ b/Documentation/reports/Installing_DevoTeam_Dashboard.docx
@@ -62,7 +62,7 @@
           <w:color w:val="52514E"/>
           <w:sz w:val="20"/>
         </w:rPr>
-        <w:t>Updated October 6, 2026  ·  Youssef Hmidi  ·  version: branch Version_2</w:t>
+        <w:t>Updated October 26, 2026  ·  Youssef Hmidi  ·  version: branch Version_2</w:t>
       </w:r>
     </w:p>
     <w:p>
@@ -1399,7 +1399,37 @@
           <w:color w:val="D42A45"/>
           <w:sz w:val="23"/>
         </w:rPr>
-        <w:t>Tidy the Desktop</w:t>
+        <w:t>Two shortcuts on the Desktop</w:t>
+      </w:r>
+    </w:p>
+    <w:p>
+      <w:pPr>
+        <w:pStyle w:val="ListBullet"/>
+      </w:pPr>
+      <w:r>
+        <w:rPr>
+          <w:b/>
+          <w:color w:val="D42A45"/>
+        </w:rPr>
+        <w:t xml:space="preserve">"DevoTeam Dashboard (Docker)" (Devoteam logo): </w:t>
+      </w:r>
+      <w:r>
+        <w:t>starts the app and opens it in the browser.</w:t>
+      </w:r>
+    </w:p>
+    <w:p>
+      <w:pPr>
+        <w:pStyle w:val="ListBullet"/>
+      </w:pPr>
+      <w:r>
+        <w:rPr>
+          <w:b/>
+          <w:color w:val="D42A45"/>
+        </w:rPr>
+        <w:t xml:space="preserve">"Arrêter DevoTeam Dashboard" (red power icon): </w:t>
+      </w:r>
+      <w:r>
+        <w:t>stops it and frees its ports and the AI model's memory (~5 GB).</w:t>
       </w:r>
     </w:p>
     <w:p>
@@ -1408,7 +1438,7 @@
           <w:b w:val="0"/>
           <w:i w:val="0"/>
         </w:rPr>
-        <w:t>The installer creates three DevoTeam shortcuts. Keep only "DevoTeam Dashboard (Docker)". Delete "DevoTeam Dashboard" and "DevoTeam Dashboard (Production)": they are for the developer's machine and only show errors on this PC.</w:t>
+        <w:t>If two more DevoTeam shortcuts appear ("DevoTeam Dashboard" and "(Production)", left by an earlier version), delete them: they are for the developer's machine.</w:t>
       </w:r>
     </w:p>
     <w:p>
@@ -1498,12 +1528,27 @@
       </w:r>
     </w:p>
     <w:p>
+      <w:pPr>
+        <w:ind w:left="510" w:hanging="340"/>
+      </w:pPr>
+      <w:r>
+        <w:rPr>
+          <w:b/>
+          <w:color w:val="D42A45"/>
+        </w:rPr>
+        <w:t xml:space="preserve">5.  </w:t>
+      </w:r>
+      <w:r>
+        <w:t>Click "🩺 Santé des données" (top right): it must say "La lecture du Google Sheet fonctionne".</w:t>
+      </w:r>
+    </w:p>
+    <w:p>
       <w:r>
         <w:rPr>
           <w:b w:val="0"/>
           <w:i w:val="0"/>
         </w:rPr>
-        <w:t>If all four work, the installation is finished.</w:t>
+        <w:t>If all five work, the installation is finished.</w:t>
       </w:r>
     </w:p>
     <w:p>
@@ -1544,7 +1589,23 @@
         <w:pStyle w:val="ListBullet"/>
       </w:pPr>
       <w:r>
-        <w:t>To stop everything (rarely needed): in a Command Prompt, cd C:\DevoTeam\DevoTeam_Project then docker compose down.</w:t>
+        <w:t>To stop the app and free its memory: double-click "Arrêter DevoTeam Dashboard". Restarting with the start shortcut then takes about ten seconds.</w:t>
+      </w:r>
+    </w:p>
+    <w:p>
+      <w:pPr>
+        <w:pStyle w:val="ListBullet"/>
+      </w:pPr>
+      <w:r>
+        <w:t>To check that the Google Sheet is read correctly: "🩺 Santé des données" in the app — verdict, key figures, cells to fix in the Sheet, and a preview of the rows. "Relire la feuille maintenant" re-reads it at once (otherwise every 15 minutes).</w:t>
+      </w:r>
+    </w:p>
+    <w:p>
+      <w:pPr>
+        <w:pStyle w:val="ListBullet"/>
+      </w:pPr>
+      <w:r>
+        <w:t>To use another Google Sheet: "🔗" (Lier une feuille Google) at the top of the chat — paste the link, pick the tab, test, then use. No command line needed.</w:t>
       </w:r>
     </w:p>
     <w:p>
@@ -1921,7 +1982,7 @@
               <w:rPr>
                 <w:sz w:val="19"/>
               </w:rPr>
-              <w:t>Another program uses that port</w:t>
+              <w:t>Another program, or a previous run of the app</w:t>
             </w:r>
           </w:p>
         </w:tc>
@@ -1936,7 +1997,7 @@
               <w:rPr>
                 <w:sz w:val="19"/>
               </w:rPr>
-              <w:t>Close it (netstat -ano | findstr "8000 8321 8322" shows which), re-run</w:t>
+              <w:t>Double-click "Arrêter DevoTeam Dashboard" — it names any other program holding a port — then re-run</w:t>
             </w:r>
           </w:p>
         </w:tc>
@@ -2003,7 +2064,7 @@
               <w:rPr>
                 <w:sz w:val="19"/>
               </w:rPr>
-              <w:t>Empty dashboards; "Reponse inattendue de Google (pas du CSV)"</w:t>
+              <w:t>Empty dashboards, or "Santé des données" says Google refuses access</w:t>
             </w:r>
           </w:p>
         </w:tc>
@@ -2033,7 +2094,7 @@
               <w:rPr>
                 <w:sz w:val="19"/>
               </w:rPr>
-              <w:t>Fix the sharing (part B), re-run INSTALLER.bat</w:t>
+              <w:t>Fix the sharing (part B), then "Relire la feuille maintenant" in Santé des données</w:t>
             </w:r>
           </w:p>
         </w:tc>
@@ -2052,7 +2113,7 @@
               <w:rPr>
                 <w:sz w:val="19"/>
               </w:rPr>
-              <w:t>"Sheet introuvable (404)"</w:t>
+              <w:t>"Santé des données": "Feuille introuvable" or "Colonnes obligatoires absentes"</w:t>
             </w:r>
           </w:p>
         </w:tc>
@@ -2066,7 +2127,7 @@
               <w:rPr>
                 <w:sz w:val="19"/>
               </w:rPr>
-              <w:t>Wrong Sheet ID</w:t>
+              <w:t>Wrong link, or wrong tab</w:t>
             </w:r>
           </w:p>
         </w:tc>
@@ -2080,7 +2141,7 @@
               <w:rPr>
                 <w:sz w:val="19"/>
               </w:rPr>
-              <w:t>Re-run INSTALLER.bat and paste the full link from the browser</w:t>
+              <w:t>"🔗 Lier une feuille Google": paste the link again and pick the tab from the list</w:t>
             </w:r>
           </w:p>
         </w:tc>
@@ -2100,7 +2161,7 @@
               <w:rPr>
                 <w:sz w:val="19"/>
               </w:rPr>
-              <w:t>Dashboards work but figures look wrong, no error</w:t>
+              <w:t>Figures shown as "Non renseigné"</w:t>
             </w:r>
           </w:p>
         </w:tc>
@@ -2115,7 +2176,7 @@
               <w:rPr>
                 <w:sz w:val="19"/>
               </w:rPr>
-              <w:t>Tab name does not match a real tab</w:t>
+              <w:t>Values not recognised in the Sheet</w:t>
             </w:r>
           </w:p>
         </w:tc>
@@ -2130,7 +2191,7 @@
               <w:rPr>
                 <w:sz w:val="19"/>
               </w:rPr>
-              <w:t>Re-run INSTALLER.bat, type the tab name exactly</w:t>
+              <w:t>"Santé des données › À corriger dans la feuille" gives row and column</w:t>
             </w:r>
           </w:p>
         </w:tc>

--- a/Documentation/reports/Installing_DevoTeam_Dashboard.docx
+++ b/Documentation/reports/Installing_DevoTeam_Dashboard.docx
@@ -1539,7 +1539,7 @@
         <w:t xml:space="preserve">5.  </w:t>
       </w:r>
       <w:r>
-        <w:t>Click "🩺 Santé des données" (top right): it must say "La lecture du Google Sheet fonctionne".</w:t>
+        <w:t>Click "Santé des données" (stethoscope icon, top right): it must say "La lecture du Google Sheet fonctionne".</w:t>
       </w:r>
     </w:p>
     <w:p>
@@ -1597,7 +1597,7 @@
         <w:pStyle w:val="ListBullet"/>
       </w:pPr>
       <w:r>
-        <w:t>To check that the Google Sheet is read correctly: "🩺 Santé des données" in the app — verdict, key figures, cells to fix in the Sheet, and a preview of the rows. "Relire la feuille maintenant" re-reads it at once (otherwise every 15 minutes).</w:t>
+        <w:t>To check that the Google Sheet is read correctly: "Santé des données" in the app — verdict, key figures, cells to fix in the Sheet, and a preview of the rows. "Relire la feuille maintenant" re-reads it at once (otherwise every 15 minutes).</w:t>
       </w:r>
     </w:p>
     <w:p>
@@ -1605,7 +1605,7 @@
         <w:pStyle w:val="ListBullet"/>
       </w:pPr>
       <w:r>
-        <w:t>To use another Google Sheet: "🔗" (Lier une feuille Google) at the top of the chat — paste the link, pick the tab, test, then use. No command line needed.</w:t>
+        <w:t>To use another Google Sheet: the link icon (Lier une feuille Google) at the top of the chat — paste the link, pick the tab, test, then use. No command line needed.</w:t>
       </w:r>
     </w:p>
     <w:p>
@@ -2141,7 +2141,7 @@
               <w:rPr>
                 <w:sz w:val="19"/>
               </w:rPr>
-              <w:t>"🔗 Lier une feuille Google": paste the link again and pick the tab from the list</w:t>
+              <w:t>"Lier une feuille Google" (link icon): paste the link again and pick the tab from the list</w:t>
             </w:r>
           </w:p>
         </w:tc>
